--- a/PIGDE - Group 8 - Assessment 1 Part B - Realm/1. Internal communications/Meeting notes and organisation - Realm.docx
+++ b/PIGDE - Group 8 - Assessment 1 Part B - Realm/1. Internal communications/Meeting notes and organisation - Realm.docx
@@ -3514,15 +3514,7 @@
     </w:p>
     <w:p>
       <w:r>
-        <w:t xml:space="preserve">Also remember that this isn't the first port of call for questions to lecturers. Any team discussion that requires such clarification should either be directed into the #group-8 channel in the </w:t>
-      </w:r>
-      <w:proofErr w:type="spellStart"/>
-      <w:r>
-        <w:t>UoPCG</w:t>
-      </w:r>
-      <w:proofErr w:type="spellEnd"/>
-      <w:r>
-        <w:t xml:space="preserve"> server or via email. </w:t>
+        <w:t xml:space="preserve">Also remember that this isn't the first port of call for questions to lecturers. Any team discussion that requires such clarification should either be directed into the #group-8 channel in the UoPCG server or via email. </w:t>
       </w:r>
     </w:p>
     <w:p>
@@ -3607,15 +3599,7 @@
     </w:p>
     <w:p>
       <w:r>
-        <w:t xml:space="preserve">Firstly, our candidate pitches are looking to be agreed at this stage with final confirmation of this to be done during Monday's (06/10) PIGDE session. As of current, Fin's </w:t>
-      </w:r>
-      <w:proofErr w:type="spellStart"/>
-      <w:r>
-        <w:t>pvp</w:t>
-      </w:r>
-      <w:proofErr w:type="spellEnd"/>
-      <w:r>
-        <w:t xml:space="preserve">/civ/wargame is sitting in the first seat and seems to be uncontested for one of the pitches. Development for this is therefore moving to the </w:t>
+        <w:t xml:space="preserve">Firstly, our candidate pitches are looking to be agreed at this stage with final confirmation of this to be done during Monday's (06/10) PIGDE session. As of current, Fin's pvp/civ/wargame is sitting in the first seat and seems to be uncontested for one of the pitches. Development for this is therefore moving to the </w:t>
       </w:r>
       <w:r>
         <w:rPr>
@@ -3624,15 +3608,7 @@
         <w:t>⁠</w:t>
       </w:r>
       <w:r>
-        <w:t>pitch-1-pvp-civ-wargame channel accordingly. Currently holding second position is the co-op/</w:t>
-      </w:r>
-      <w:proofErr w:type="spellStart"/>
-      <w:r>
-        <w:t>pve</w:t>
-      </w:r>
-      <w:proofErr w:type="spellEnd"/>
-      <w:r>
-        <w:t xml:space="preserve"> dungeon crawler game I put forward and Dylan's social deduction game currently holds 3rd seat as the alternative candidate if we wish to swap in the next ~48 hours. As of current, I've changed pitch 2 to be </w:t>
+        <w:t xml:space="preserve">pitch-1-pvp-civ-wargame channel accordingly. Currently holding second position is the co-op/pve dungeon crawler game I put forward and Dylan's social deduction game currently holds 3rd seat as the alternative candidate if we wish to swap in the next ~48 hours. As of current, I've changed pitch 2 to be </w:t>
       </w:r>
       <w:r>
         <w:rPr>
@@ -3966,23 +3942,7 @@
     </w:p>
     <w:p>
       <w:r>
-        <w:t xml:space="preserve">In terms of feedback, the main points to consider are the other games that the </w:t>
-      </w:r>
-      <w:proofErr w:type="spellStart"/>
-      <w:r>
-        <w:t>lecturer's</w:t>
-      </w:r>
-      <w:proofErr w:type="spellEnd"/>
-      <w:r>
-        <w:t xml:space="preserve"> have suggested we look into / research about to help with future development. For 'Realm' these were "Tiny Towns", "Cartographers" and "My City Roll and Write". For 'Relic' these were "Gloom Haven", "Thunderstone: </w:t>
-      </w:r>
-      <w:proofErr w:type="spellStart"/>
-      <w:r>
-        <w:t>Dragonspire</w:t>
-      </w:r>
-      <w:proofErr w:type="spellEnd"/>
-      <w:r>
-        <w:t xml:space="preserve">" and "Bandido". For the time being, we can hold fire on this specific bit of work as we can be more efficient once we truly step into the prototyping and iteration phase. The only other major bit of feedback we'll have to be mindful of going forward is that we have to be careful not to be wedded to any ideas mechanically or as it comes to implementation that we have at this stage. </w:t>
+        <w:t xml:space="preserve">In terms of feedback, the main points to consider are the other games that the lecturer's have suggested we look into / research about to help with future development. For 'Realm' these were "Tiny Towns", "Cartographers" and "My City Roll and Write". For 'Relic' these were "Gloom Haven", "Thunderstone: Dragonspire" and "Bandido". For the time being, we can hold fire on this specific bit of work as we can be more efficient once we truly step into the prototyping and iteration phase. The only other major bit of feedback we'll have to be mindful of going forward is that we have to be careful not to be wedded to any ideas mechanically or as it comes to implementation that we have at this stage. </w:t>
       </w:r>
     </w:p>
     <w:p>
@@ -4041,15 +4001,7 @@
       </w:pPr>
       <w:r>
         <w:lastRenderedPageBreak/>
-        <w:t xml:space="preserve">Game selection: we should aim to </w:t>
-      </w:r>
-      <w:proofErr w:type="spellStart"/>
-      <w:r>
-        <w:t>chose</w:t>
-      </w:r>
-      <w:proofErr w:type="spellEnd"/>
-      <w:r>
-        <w:t xml:space="preserve"> which of 'Realm' and 'Relic' we are going to develop going forward. This may require some additional reading into the pitch you were not working on as some prep for the discussion.</w:t>
+        <w:t>Game selection: we should aim to chose which of 'Realm' and 'Relic' we are going to develop going forward. This may require some additional reading into the pitch you were not working on as some prep for the discussion.</w:t>
       </w:r>
     </w:p>
     <w:p>
@@ -4096,15 +4048,7 @@
         <w:t>⁠</w:t>
       </w:r>
       <w:r>
-        <w:t xml:space="preserve">availability (please also message the </w:t>
-      </w:r>
-      <w:proofErr w:type="spellStart"/>
-      <w:r>
-        <w:t>tl;dr</w:t>
-      </w:r>
-      <w:proofErr w:type="spellEnd"/>
-      <w:r>
-        <w:t xml:space="preserve"> of those points in the channel for record keeping please), this is an important meeting to attend. If there are any more issues regarding attendance, please also flag them in </w:t>
+        <w:t xml:space="preserve">availability (please also message the tl;dr of those points in the channel for record keeping please), this is an important meeting to attend. If there are any more issues regarding attendance, please also flag them in </w:t>
       </w:r>
       <w:r>
         <w:rPr>
@@ -4317,15 +4261,7 @@
     </w:p>
     <w:p>
       <w:r>
-        <w:t xml:space="preserve">Looking forward, there are a couple of things to do. Firstly, we should be aiming to get a playtest or two done BEFORE we return from consolidation week to keep the expected pace (see </w:t>
-      </w:r>
-      <w:proofErr w:type="spellStart"/>
-      <w:r>
-        <w:t>moodle</w:t>
-      </w:r>
-      <w:proofErr w:type="spellEnd"/>
-      <w:r>
-        <w:t xml:space="preserve"> consolidation week section). Fortunately the game is relatively easy to create copies of, but it isn't a big issue if you can't make a copy as long as we are able to get these couple tests as a group. Taking information from the same source, we should also look into getting some more primary research done. The recommended games for 'Realm' are "</w:t>
+        <w:t>Looking forward, there are a couple of things to do. Firstly, we should be aiming to get a playtest or two done BEFORE we return from consolidation week to keep the expected pace (see moodle consolidation week section). Fortunately the game is relatively easy to create copies of, but it isn't a big issue if you can't make a copy as long as we are able to get these couple tests as a group. Taking information from the same source, we should also look into getting some more primary research done. The recommended games for 'Realm' are "</w:t>
       </w:r>
       <w:r>
         <w:rPr>
@@ -4355,15 +4291,7 @@
         <w:t>My City Roll and Write</w:t>
       </w:r>
       <w:r>
-        <w:t xml:space="preserve">". Please try and get at least a bit of work done for one of these two tasks by the time we regroup on Monday 03/11. As mentioned above, we should also be looking to get the official version log up and running by Monday 03/11 at the latest as well. At the same time, we should also have our feedback form refined and ready to go for when we get back to play testing at </w:t>
-      </w:r>
-      <w:proofErr w:type="spellStart"/>
-      <w:r>
-        <w:t>uni</w:t>
-      </w:r>
-      <w:proofErr w:type="spellEnd"/>
-      <w:r>
-        <w:t xml:space="preserve"> - meaning no later than Friday 07/11. Please read the form as it currently is and flag any changes you would be looking to make (link in </w:t>
+        <w:t xml:space="preserve">". Please try and get at least a bit of work done for one of these two tasks by the time we regroup on Monday 03/11. As mentioned above, we should also be looking to get the official version log up and running by Monday 03/11 at the latest as well. At the same time, we should also have our feedback form refined and ready to go for when we get back to play testing at uni - meaning no later than Friday 07/11. Please read the form as it currently is and flag any changes you would be looking to make (link in </w:t>
       </w:r>
       <w:r>
         <w:rPr>
@@ -4515,15 +4443,7 @@
     </w:p>
     <w:p>
       <w:r>
-        <w:t xml:space="preserve">The main other tasks involve improving the game pieces (starting this week with the structure tiles) and then getting our teeth properly into the research side of the </w:t>
-      </w:r>
-      <w:proofErr w:type="spellStart"/>
-      <w:r>
-        <w:t>the</w:t>
-      </w:r>
-      <w:proofErr w:type="spellEnd"/>
-      <w:r>
-        <w:t xml:space="preserve"> project. Otherwise, please check the player feedback form if you want to change it as this also has to be locked in for Friday. </w:t>
+        <w:t xml:space="preserve">The main other tasks involve improving the game pieces (starting this week with the structure tiles) and then getting our teeth properly into the research side of the the project. Otherwise, please check the player feedback form if you want to change it as this also has to be locked in for Friday. </w:t>
       </w:r>
     </w:p>
     <w:p>
@@ -4754,15 +4674,7 @@
     </w:p>
     <w:p>
       <w:r>
-        <w:t xml:space="preserve">While present us already know how these things have </w:t>
-      </w:r>
-      <w:proofErr w:type="spellStart"/>
-      <w:r>
-        <w:t>faired</w:t>
-      </w:r>
-      <w:proofErr w:type="spellEnd"/>
-      <w:r>
-        <w:t>, this is still good to have up. (No short version for this one though).</w:t>
+        <w:t>While present us already know how these things have faired, this is still good to have up. (No short version for this one though).</w:t>
       </w:r>
     </w:p>
     <w:p>
@@ -4811,15 +4723,7 @@
     </w:p>
     <w:p>
       <w:r>
-        <w:t xml:space="preserve">The final set of tasks relates to the ensuring we are on top of our documentation. At this stage, this means diagramming the current version of the game to a decent level of detail. This should also be done across a number of types (see lecture notes for examples). Further to this, we should also be looking to get a start on some of the work for the final presentation to avoid having to face down a blank set of documents in a few </w:t>
-      </w:r>
-      <w:proofErr w:type="spellStart"/>
-      <w:r>
-        <w:t>weeks time</w:t>
-      </w:r>
-      <w:proofErr w:type="spellEnd"/>
-      <w:r>
-        <w:t xml:space="preserve">. </w:t>
+        <w:t xml:space="preserve">The final set of tasks relates to the ensuring we are on top of our documentation. At this stage, this means diagramming the current version of the game to a decent level of detail. This should also be done across a number of types (see lecture notes for examples). Further to this, we should also be looking to get a start on some of the work for the final presentation to avoid having to face down a blank set of documents in a few weeks time. </w:t>
       </w:r>
     </w:p>
     <w:p>
@@ -5044,15 +4948,7 @@
     </w:p>
     <w:p>
       <w:r>
-        <w:t xml:space="preserve">As for the work this week, </w:t>
-      </w:r>
-      <w:proofErr w:type="spellStart"/>
-      <w:r>
-        <w:t>its</w:t>
-      </w:r>
-      <w:proofErr w:type="spellEnd"/>
-      <w:r>
-        <w:t xml:space="preserve"> a bit more of a claim what you're working on from the to do list that'll follow the next scheduling messages. Please just let people know if you're taking something that you haven't already claimed so that we can try and cover things effectively.</w:t>
+        <w:t>As for the work this week, its a bit more of a claim what you're working on from the to do list that'll follow the next scheduling messages. Please just let people know if you're taking something that you haven't already claimed so that we can try and cover things effectively.</w:t>
       </w:r>
     </w:p>
     <w:p>
@@ -5288,23 +5184,7 @@
       </w:r>
       <w:r>
         <w:lastRenderedPageBreak/>
-        <w:t xml:space="preserve">changes: the introduction of "the Dragon" and moving the win conditions to be military based (slay the Dragon), diplomatic (appease the dragon) and scientific (build a citadel). The specifics of the dragon mechanics have been left for development in the time after the meeting, but some rough ideas have been proposed - which include the following. Firstly, the dragon has an anger score which determines the likelihood the dragon has to attack and destroy structures. Should the dragon reach full anger, it attacks all kingdoms. Dragon attacks would not be limited to kingdom frontiers. Appeasing the dragon would primarily cost soldiers for players (making them more susceptible to </w:t>
-      </w:r>
-      <w:proofErr w:type="spellStart"/>
-      <w:r>
-        <w:t>pvp</w:t>
-      </w:r>
-      <w:proofErr w:type="spellEnd"/>
-      <w:r>
-        <w:t xml:space="preserve"> combat). The Dragon maintains the central square throughout the game. The dragon holds a set of treasure in its "lair" - areas not already filled in the central 3x3 (either by forests or the dragon) hold one time resource benefits for the first kingdom to claim them. With how things are expected to be developed, patch notes will only be released based on the version actually </w:t>
-      </w:r>
-      <w:proofErr w:type="spellStart"/>
-      <w:r>
-        <w:t>playtested</w:t>
-      </w:r>
-      <w:proofErr w:type="spellEnd"/>
-      <w:r>
-        <w:t xml:space="preserve"> when we reach Friday. </w:t>
+        <w:t xml:space="preserve">changes: the introduction of "the Dragon" and moving the win conditions to be military based (slay the Dragon), diplomatic (appease the dragon) and scientific (build a citadel). The specifics of the dragon mechanics have been left for development in the time after the meeting, but some rough ideas have been proposed - which include the following. Firstly, the dragon has an anger score which determines the likelihood the dragon has to attack and destroy structures. Should the dragon reach full anger, it attacks all kingdoms. Dragon attacks would not be limited to kingdom frontiers. Appeasing the dragon would primarily cost soldiers for players (making them more susceptible to pvp combat). The Dragon maintains the central square throughout the game. The dragon holds a set of treasure in its "lair" - areas not already filled in the central 3x3 (either by forests or the dragon) hold one time resource benefits for the first kingdom to claim them. With how things are expected to be developed, patch notes will only be released based on the version actually playtested when we reach Friday. </w:t>
       </w:r>
     </w:p>
     <w:p>
@@ -5385,15 +5265,7 @@
     </w:p>
     <w:p>
       <w:r>
-        <w:t xml:space="preserve">So it looks like I'm turning this thing of posting the notes later into the week into a habit at this point with the other </w:t>
-      </w:r>
-      <w:proofErr w:type="spellStart"/>
-      <w:r>
-        <w:t>uni</w:t>
-      </w:r>
-      <w:proofErr w:type="spellEnd"/>
-      <w:r>
-        <w:t xml:space="preserve"> work I've got, so apologies if this is effecting anyone's work. </w:t>
+        <w:t xml:space="preserve">So it looks like I'm turning this thing of posting the notes later into the week into a habit at this point with the other uni work I've got, so apologies if this is effecting anyone's work. </w:t>
       </w:r>
     </w:p>
     <w:p>
@@ -5403,28 +5275,12 @@
     </w:p>
     <w:p>
       <w:r>
-        <w:t xml:space="preserve">As to the physical components, there is now a shift to getting things made to </w:t>
-      </w:r>
-      <w:proofErr w:type="spellStart"/>
-      <w:r>
-        <w:t>playtested</w:t>
-      </w:r>
-      <w:proofErr w:type="spellEnd"/>
-      <w:r>
-        <w:t xml:space="preserve"> with the updated specs. Firstly, there are some specific changes that need to be made to the board to improve contrast and visualise some of the gameplay changes implemented in the V-6 cycle. These have been communicated separately to this post. Additionally, there are components that now need to be made based on the new gameplay features - the dragon health and anger gauge as well as the dragon itself. Finally, there is the need to create the physical resource cards given the stages of testing we are at. Beyond this, there should also hopefully be some consideration about making possible 3D model files should we be looking to create demo pieces for the final presentation. </w:t>
-      </w:r>
-    </w:p>
-    <w:p>
-      <w:r>
-        <w:t xml:space="preserve">Speaking of the final presentation, there are two bits of documentary work that need to be done. On the academic side, we now are looking at finding some academic texts that are specifically pertinent to stuff we're working on and have been problem solving. The two obvious cases for this are considerations regarding the board (accessibility requirements, contrast...) and tracking resources (component cards, maths, tracking values in memory). Getting references for these should round out our research on that front nicely (though I think there was also a third case that I cannot remember at the point of writing). On the other side, it is time to properly start putting together the presentation beyond the start that already came up a couple weeks ago so that we can come into next </w:t>
-      </w:r>
-      <w:proofErr w:type="spellStart"/>
-      <w:r>
-        <w:t>weeks</w:t>
-      </w:r>
-      <w:proofErr w:type="spellEnd"/>
-      <w:r>
-        <w:t xml:space="preserve"> lecture already ahead. </w:t>
+        <w:t xml:space="preserve">As to the physical components, there is now a shift to getting things made to playtested with the updated specs. Firstly, there are some specific changes that need to be made to the board to improve contrast and visualise some of the gameplay changes implemented in the V-6 cycle. These have been communicated separately to this post. Additionally, there are components that now need to be made based on the new gameplay features - the dragon health and anger gauge as well as the dragon itself. Finally, there is the need to create the physical resource cards given the stages of testing we are at. Beyond this, there should also hopefully be some consideration about making possible 3D model files should we be looking to create demo pieces for the final presentation. </w:t>
+      </w:r>
+    </w:p>
+    <w:p>
+      <w:r>
+        <w:t xml:space="preserve">Speaking of the final presentation, there are two bits of documentary work that need to be done. On the academic side, we now are looking at finding some academic texts that are specifically pertinent to stuff we're working on and have been problem solving. The two obvious cases for this are considerations regarding the board (accessibility requirements, contrast...) and tracking resources (component cards, maths, tracking values in memory). Getting references for these should round out our research on that front nicely (though I think there was also a third case that I cannot remember at the point of writing). On the other side, it is time to properly start putting together the presentation beyond the start that already came up a couple weeks ago so that we can come into next weeks lecture already ahead. </w:t>
       </w:r>
     </w:p>
     <w:p>
@@ -5798,15 +5654,7 @@
         <w:t>before the presentation</w:t>
       </w:r>
       <w:r>
-        <w:t xml:space="preserve">. We will have to agree how we are going to complete this before the break. In addition to this, we have a </w:t>
-      </w:r>
-      <w:proofErr w:type="spellStart"/>
-      <w:r>
-        <w:t>moodle</w:t>
-      </w:r>
-      <w:proofErr w:type="spellEnd"/>
-      <w:r>
-        <w:t xml:space="preserve"> hand in for all our documentation with the deadline for this being </w:t>
+        <w:t xml:space="preserve">. We will have to agree how we are going to complete this before the break. In addition to this, we have a moodle hand in for all our documentation with the deadline for this being </w:t>
       </w:r>
       <w:r>
         <w:rPr>
@@ -5816,15 +5664,7 @@
         <w:t>15:00, Friday 16th January 2026</w:t>
       </w:r>
       <w:r>
-        <w:t xml:space="preserve">. This will need to include all documentation we have for this project as they were at the time of our presentation. If you need more information, check the end of the </w:t>
-      </w:r>
-      <w:proofErr w:type="spellStart"/>
-      <w:r>
-        <w:t>moodle</w:t>
-      </w:r>
-      <w:proofErr w:type="spellEnd"/>
-      <w:r>
-        <w:t xml:space="preserve"> for PIGDE.</w:t>
+        <w:t>. This will need to include all documentation we have for this project as they were at the time of our presentation. If you need more information, check the end of the moodle for PIGDE.</w:t>
       </w:r>
     </w:p>
     <w:p>
@@ -6145,15 +5985,7 @@
     </w:p>
     <w:p>
       <w:r>
-        <w:t>(No specific task for you Dylan. Please take the time to try and recover as Friday's meeting becomes a lot easier if we can get everybody in. If you are needing something to '</w:t>
-      </w:r>
-      <w:proofErr w:type="spellStart"/>
-      <w:r>
-        <w:t>procrasta</w:t>
-      </w:r>
-      <w:proofErr w:type="spellEnd"/>
-      <w:r>
-        <w:t xml:space="preserve">-work' though, feel free to try and get a final version of the board done.) </w:t>
+        <w:t xml:space="preserve">(No specific task for you Dylan. Please take the time to try and recover as Friday's meeting becomes a lot easier if we can get everybody in. If you are needing something to 'procrasta-work' though, feel free to try and get a final version of the board done.) </w:t>
       </w:r>
     </w:p>
     <w:p>
@@ -6267,6 +6099,126 @@
         <w:t>If there are any tasks I have missed from these lists, please raise the corrections that have to be made.</w:t>
       </w:r>
     </w:p>
+    <w:p>
+      <w:r>
+        <w:br w:type="page"/>
+      </w:r>
+    </w:p>
+    <w:p>
+      <w:pPr>
+        <w:pStyle w:val="Heading1"/>
+      </w:pPr>
+      <w:r>
+        <w:lastRenderedPageBreak/>
+        <w:t>10/01/26</w:t>
+      </w:r>
+    </w:p>
+    <w:p>
+      <w:pPr>
+        <w:pStyle w:val="Heading2"/>
+      </w:pPr>
+      <w:r>
+        <w:t>Project Admin</w:t>
+      </w:r>
+    </w:p>
+    <w:p>
+      <w:pPr>
+        <w:rPr>
+          <w:b/>
+          <w:bCs/>
+        </w:rPr>
+      </w:pPr>
+      <w:r>
+        <w:rPr>
+          <w:b/>
+          <w:bCs/>
+        </w:rPr>
+        <w:t>PROJECT ADMINISTRATION</w:t>
+      </w:r>
+    </w:p>
+    <w:p>
+      <w:r>
+        <w:t xml:space="preserve">With the deadline now fast approaching, it appears worth it to just run through some project administration. @Designer </w:t>
+      </w:r>
+    </w:p>
+    <w:p>
+      <w:pPr>
+        <w:rPr>
+          <w:b/>
+          <w:bCs/>
+        </w:rPr>
+      </w:pPr>
+      <w:r>
+        <w:rPr>
+          <w:b/>
+          <w:bCs/>
+        </w:rPr>
+        <w:t>Presentation and video</w:t>
+      </w:r>
+    </w:p>
+    <w:p>
+      <w:r>
+        <w:t xml:space="preserve">With our presentation scheduled for 14 January 2026 14:00, we should be aiming to have the presentation ready for use on Monday evening / Tuesday morning at the latest so that people can familiarise themselves with the contents. This should also include the edited video by this point. While we will all hopefully have access to the presentation, it doesn't seem a bad idea to have someone nominated to ensure that we have a copy available on the day. (I'm happy to take on the responsibility unless someone else wishes to take it instead.) We have also previously discussed having (a) practice run(s) for the presentation on the day to try and iron out any issues. Given that there is a free slot 12:00 - 13:00 in the screening room (where the actual assessment will take place), the suggestion is that we use the opportunity for this. Yes, this means that there will be some down time between 13:00 and 14:00, but this can be used to fix any issues that might arise and complete any remaining admin that might be necessary. Please make your availability for this known in </w:t>
+      </w:r>
+      <w:r>
+        <w:rPr>
+          <w:rFonts w:ascii="Segoe UI Symbol" w:hAnsi="Segoe UI Symbol" w:cs="Segoe UI Symbol"/>
+        </w:rPr>
+        <w:t>⁠</w:t>
+      </w:r>
+      <w:r>
+        <w:t xml:space="preserve">availability, so that we can co-ordinate our team plan for the day. </w:t>
+      </w:r>
+    </w:p>
+    <w:p>
+      <w:pPr>
+        <w:rPr>
+          <w:b/>
+          <w:bCs/>
+        </w:rPr>
+      </w:pPr>
+      <w:r>
+        <w:rPr>
+          <w:b/>
+          <w:bCs/>
+        </w:rPr>
+        <w:t>Peer assessment</w:t>
+      </w:r>
+    </w:p>
+    <w:p>
+      <w:r>
+        <w:t xml:space="preserve">We're also going to have to decide on how we are doing the peer assessment. Given that it is meant to be an open discussion, the suggestion is that we complete this in person before the presentation during the downtime between practice runs and the actual assessment. If people would rather complete the assessment earlier, we can also try and complete the review remotely before this time. Please make your preference clear so that we can organise this, alongside your availability for the presentation in </w:t>
+      </w:r>
+      <w:r>
+        <w:rPr>
+          <w:rFonts w:ascii="Segoe UI Symbol" w:hAnsi="Segoe UI Symbol" w:cs="Segoe UI Symbol"/>
+        </w:rPr>
+        <w:t>⁠</w:t>
+      </w:r>
+      <w:r>
+        <w:t xml:space="preserve">availability. </w:t>
+      </w:r>
+    </w:p>
+    <w:p>
+      <w:pPr>
+        <w:rPr>
+          <w:b/>
+          <w:bCs/>
+        </w:rPr>
+      </w:pPr>
+      <w:r>
+        <w:rPr>
+          <w:b/>
+          <w:bCs/>
+        </w:rPr>
+        <w:t>Documents</w:t>
+      </w:r>
+    </w:p>
+    <w:p>
+      <w:r>
+        <w:t xml:space="preserve">All source documents should be available for bookkeeping and hand in no later than Friday morning. While most things are already sorted, please make sure any new documents you have been working on in the past week or so are in the discord for this. </w:t>
+      </w:r>
+    </w:p>
     <w:p/>
     <w:p>
       <w:r>
@@ -6284,6 +6236,9 @@
     </w:p>
     <w:p>
       <w:r>
+        <w:rPr>
+          <w:noProof/>
+        </w:rPr>
         <w:drawing>
           <wp:inline distT="0" distB="0" distL="0" distR="0" wp14:anchorId="3A5F8623" wp14:editId="2349C33F">
             <wp:extent cx="5731510" cy="647065"/>
@@ -6327,6 +6282,9 @@
         <w:t xml:space="preserve"> </w:t>
       </w:r>
       <w:r>
+        <w:rPr>
+          <w:noProof/>
+        </w:rPr>
         <w:drawing>
           <wp:inline distT="0" distB="0" distL="0" distR="0" wp14:anchorId="0AFC6691" wp14:editId="46EFE507">
             <wp:extent cx="5731510" cy="2040255"/>
@@ -8237,6 +8195,119 @@
     </w:lvl>
   </w:abstractNum>
   <w:abstractNum w:abstractNumId="6" w15:restartNumberingAfterBreak="0">
+    <w:nsid w:val="29D34683"/>
+    <w:multiLevelType w:val="multilevel"/>
+    <w:tmpl w:val="99A4CE6E"/>
+    <w:lvl w:ilvl="0">
+      <w:start w:val="1"/>
+      <w:numFmt w:val="decimal"/>
+      <w:lvlText w:val="%1."/>
+      <w:lvlJc w:val="left"/>
+      <w:pPr>
+        <w:tabs>
+          <w:tab w:val="num" w:pos="720"/>
+        </w:tabs>
+        <w:ind w:left="720" w:hanging="360"/>
+      </w:pPr>
+    </w:lvl>
+    <w:lvl w:ilvl="1" w:tentative="1">
+      <w:start w:val="1"/>
+      <w:numFmt w:val="decimal"/>
+      <w:lvlText w:val="%2."/>
+      <w:lvlJc w:val="left"/>
+      <w:pPr>
+        <w:tabs>
+          <w:tab w:val="num" w:pos="1440"/>
+        </w:tabs>
+        <w:ind w:left="1440" w:hanging="360"/>
+      </w:pPr>
+    </w:lvl>
+    <w:lvl w:ilvl="2" w:tentative="1">
+      <w:start w:val="1"/>
+      <w:numFmt w:val="decimal"/>
+      <w:lvlText w:val="%3."/>
+      <w:lvlJc w:val="left"/>
+      <w:pPr>
+        <w:tabs>
+          <w:tab w:val="num" w:pos="2160"/>
+        </w:tabs>
+        <w:ind w:left="2160" w:hanging="360"/>
+      </w:pPr>
+    </w:lvl>
+    <w:lvl w:ilvl="3" w:tentative="1">
+      <w:start w:val="1"/>
+      <w:numFmt w:val="decimal"/>
+      <w:lvlText w:val="%4."/>
+      <w:lvlJc w:val="left"/>
+      <w:pPr>
+        <w:tabs>
+          <w:tab w:val="num" w:pos="2880"/>
+        </w:tabs>
+        <w:ind w:left="2880" w:hanging="360"/>
+      </w:pPr>
+    </w:lvl>
+    <w:lvl w:ilvl="4" w:tentative="1">
+      <w:start w:val="1"/>
+      <w:numFmt w:val="decimal"/>
+      <w:lvlText w:val="%5."/>
+      <w:lvlJc w:val="left"/>
+      <w:pPr>
+        <w:tabs>
+          <w:tab w:val="num" w:pos="3600"/>
+        </w:tabs>
+        <w:ind w:left="3600" w:hanging="360"/>
+      </w:pPr>
+    </w:lvl>
+    <w:lvl w:ilvl="5" w:tentative="1">
+      <w:start w:val="1"/>
+      <w:numFmt w:val="decimal"/>
+      <w:lvlText w:val="%6."/>
+      <w:lvlJc w:val="left"/>
+      <w:pPr>
+        <w:tabs>
+          <w:tab w:val="num" w:pos="4320"/>
+        </w:tabs>
+        <w:ind w:left="4320" w:hanging="360"/>
+      </w:pPr>
+    </w:lvl>
+    <w:lvl w:ilvl="6" w:tentative="1">
+      <w:start w:val="1"/>
+      <w:numFmt w:val="decimal"/>
+      <w:lvlText w:val="%7."/>
+      <w:lvlJc w:val="left"/>
+      <w:pPr>
+        <w:tabs>
+          <w:tab w:val="num" w:pos="5040"/>
+        </w:tabs>
+        <w:ind w:left="5040" w:hanging="360"/>
+      </w:pPr>
+    </w:lvl>
+    <w:lvl w:ilvl="7" w:tentative="1">
+      <w:start w:val="1"/>
+      <w:numFmt w:val="decimal"/>
+      <w:lvlText w:val="%8."/>
+      <w:lvlJc w:val="left"/>
+      <w:pPr>
+        <w:tabs>
+          <w:tab w:val="num" w:pos="5760"/>
+        </w:tabs>
+        <w:ind w:left="5760" w:hanging="360"/>
+      </w:pPr>
+    </w:lvl>
+    <w:lvl w:ilvl="8" w:tentative="1">
+      <w:start w:val="1"/>
+      <w:numFmt w:val="decimal"/>
+      <w:lvlText w:val="%9."/>
+      <w:lvlJc w:val="left"/>
+      <w:pPr>
+        <w:tabs>
+          <w:tab w:val="num" w:pos="6480"/>
+        </w:tabs>
+        <w:ind w:left="6480" w:hanging="360"/>
+      </w:pPr>
+    </w:lvl>
+  </w:abstractNum>
+  <w:abstractNum w:abstractNumId="7" w15:restartNumberingAfterBreak="0">
     <w:nsid w:val="3B5A23A5"/>
     <w:multiLevelType w:val="multilevel"/>
     <w:tmpl w:val="6DAE271A"/>
@@ -8385,7 +8456,7 @@
       </w:rPr>
     </w:lvl>
   </w:abstractNum>
-  <w:abstractNum w:abstractNumId="7" w15:restartNumberingAfterBreak="0">
+  <w:abstractNum w:abstractNumId="8" w15:restartNumberingAfterBreak="0">
     <w:nsid w:val="51AD2A8D"/>
     <w:multiLevelType w:val="multilevel"/>
     <w:tmpl w:val="58AE7A6E"/>
@@ -8502,7 +8573,7 @@
       </w:pPr>
     </w:lvl>
   </w:abstractNum>
-  <w:abstractNum w:abstractNumId="8" w15:restartNumberingAfterBreak="0">
+  <w:abstractNum w:abstractNumId="9" w15:restartNumberingAfterBreak="0">
     <w:nsid w:val="53326BFA"/>
     <w:multiLevelType w:val="multilevel"/>
     <w:tmpl w:val="6E68FB42"/>
@@ -8615,7 +8686,7 @@
       </w:pPr>
     </w:lvl>
   </w:abstractNum>
-  <w:abstractNum w:abstractNumId="9" w15:restartNumberingAfterBreak="0">
+  <w:abstractNum w:abstractNumId="10" w15:restartNumberingAfterBreak="0">
     <w:nsid w:val="58E62BE4"/>
     <w:multiLevelType w:val="multilevel"/>
     <w:tmpl w:val="22A44C82"/>
@@ -8728,7 +8799,7 @@
       </w:pPr>
     </w:lvl>
   </w:abstractNum>
-  <w:abstractNum w:abstractNumId="10" w15:restartNumberingAfterBreak="0">
+  <w:abstractNum w:abstractNumId="11" w15:restartNumberingAfterBreak="0">
     <w:nsid w:val="5AA65618"/>
     <w:multiLevelType w:val="multilevel"/>
     <w:tmpl w:val="4090565E"/>
@@ -8877,7 +8948,7 @@
       </w:rPr>
     </w:lvl>
   </w:abstractNum>
-  <w:abstractNum w:abstractNumId="11" w15:restartNumberingAfterBreak="0">
+  <w:abstractNum w:abstractNumId="12" w15:restartNumberingAfterBreak="0">
     <w:nsid w:val="69495A65"/>
     <w:multiLevelType w:val="multilevel"/>
     <w:tmpl w:val="5FB4E22C"/>
@@ -9026,7 +9097,7 @@
       </w:rPr>
     </w:lvl>
   </w:abstractNum>
-  <w:abstractNum w:abstractNumId="12" w15:restartNumberingAfterBreak="0">
+  <w:abstractNum w:abstractNumId="13" w15:restartNumberingAfterBreak="0">
     <w:nsid w:val="72B276E1"/>
     <w:multiLevelType w:val="multilevel"/>
     <w:tmpl w:val="D54AFD8A"/>
@@ -9139,7 +9210,7 @@
       </w:pPr>
     </w:lvl>
   </w:abstractNum>
-  <w:abstractNum w:abstractNumId="13" w15:restartNumberingAfterBreak="0">
+  <w:abstractNum w:abstractNumId="14" w15:restartNumberingAfterBreak="0">
     <w:nsid w:val="746E6349"/>
     <w:multiLevelType w:val="multilevel"/>
     <w:tmpl w:val="4EE2BC1E"/>
@@ -9256,7 +9327,7 @@
       </w:pPr>
     </w:lvl>
   </w:abstractNum>
-  <w:abstractNum w:abstractNumId="14" w15:restartNumberingAfterBreak="0">
+  <w:abstractNum w:abstractNumId="15" w15:restartNumberingAfterBreak="0">
     <w:nsid w:val="7B3455F0"/>
     <w:multiLevelType w:val="multilevel"/>
     <w:tmpl w:val="2EE2058C"/>
@@ -9369,7 +9440,7 @@
       </w:pPr>
     </w:lvl>
   </w:abstractNum>
-  <w:abstractNum w:abstractNumId="15" w15:restartNumberingAfterBreak="0">
+  <w:abstractNum w:abstractNumId="16" w15:restartNumberingAfterBreak="0">
     <w:nsid w:val="7CFC19EF"/>
     <w:multiLevelType w:val="multilevel"/>
     <w:tmpl w:val="49326AB8"/>
@@ -9487,10 +9558,10 @@
     </w:lvl>
   </w:abstractNum>
   <w:num w:numId="1" w16cid:durableId="1482427013">
-    <w:abstractNumId w:val="9"/>
+    <w:abstractNumId w:val="10"/>
   </w:num>
   <w:num w:numId="2" w16cid:durableId="179438151">
-    <w:abstractNumId w:val="14"/>
+    <w:abstractNumId w:val="15"/>
   </w:num>
   <w:num w:numId="3" w16cid:durableId="382796152">
     <w:abstractNumId w:val="5"/>
@@ -9499,22 +9570,22 @@
     <w:abstractNumId w:val="0"/>
   </w:num>
   <w:num w:numId="5" w16cid:durableId="1153444747">
-    <w:abstractNumId w:val="6"/>
+    <w:abstractNumId w:val="7"/>
   </w:num>
   <w:num w:numId="6" w16cid:durableId="1595479906">
-    <w:abstractNumId w:val="8"/>
+    <w:abstractNumId w:val="9"/>
   </w:num>
   <w:num w:numId="7" w16cid:durableId="716441464">
-    <w:abstractNumId w:val="13"/>
+    <w:abstractNumId w:val="14"/>
   </w:num>
   <w:num w:numId="8" w16cid:durableId="1287152553">
-    <w:abstractNumId w:val="15"/>
+    <w:abstractNumId w:val="16"/>
   </w:num>
   <w:num w:numId="9" w16cid:durableId="2095323028">
     <w:abstractNumId w:val="2"/>
   </w:num>
   <w:num w:numId="10" w16cid:durableId="286470144">
-    <w:abstractNumId w:val="12"/>
+    <w:abstractNumId w:val="13"/>
   </w:num>
   <w:num w:numId="11" w16cid:durableId="1833795295">
     <w:abstractNumId w:val="3"/>
@@ -9523,16 +9594,19 @@
     <w:abstractNumId w:val="1"/>
   </w:num>
   <w:num w:numId="13" w16cid:durableId="1467314151">
-    <w:abstractNumId w:val="10"/>
+    <w:abstractNumId w:val="11"/>
   </w:num>
   <w:num w:numId="14" w16cid:durableId="928850190">
-    <w:abstractNumId w:val="11"/>
+    <w:abstractNumId w:val="12"/>
   </w:num>
   <w:num w:numId="15" w16cid:durableId="1729264556">
     <w:abstractNumId w:val="4"/>
   </w:num>
   <w:num w:numId="16" w16cid:durableId="703479864">
-    <w:abstractNumId w:val="7"/>
+    <w:abstractNumId w:val="8"/>
+  </w:num>
+  <w:num w:numId="17" w16cid:durableId="1955362072">
+    <w:abstractNumId w:val="6"/>
   </w:num>
 </w:numbering>
 </file>
@@ -10139,7 +10213,6 @@
   <w:style w:type="character" w:default="1" w:styleId="DefaultParagraphFont">
     <w:name w:val="Default Paragraph Font"/>
     <w:uiPriority w:val="1"/>
-    <w:semiHidden/>
     <w:unhideWhenUsed/>
   </w:style>
   <w:style w:type="table" w:default="1" w:styleId="TableNormal">
